--- a/docs/技术报告.docx
+++ b/docs/技术报告.docx
@@ -25,7 +25,7 @@
           <w:b w:val="0"/>
           <w:i/>
         </w:rPr>
-        <w:t>版本 v0.1.0（2026-10-06）。本文档由 [scripts/make_report_docx.py](../scripts/make_report_docx.py) 程序化生成 docx 版（禁止手改产物）。</w:t>
+        <w:t>版本 v0.2.0（2026-10-22）。本文档由 [scripts/make_report_docx.py](../scripts/make_report_docx.py) 程序化生成 docx 版（禁止手改产物）。</w:t>
       </w:r>
     </w:p>
     <w:p>
@@ -1079,7 +1079,7 @@
         <w:rPr>
           <w:b w:val="0"/>
         </w:rPr>
-        <w:t>：152 项离线测试（解析/归一/存储/初筛/隐私/GUI 真实窗口/CLI/打包红线断言等），分批可跑；CI 四矩阵（ubuntu/windows × py3.8/3.11）全绿。</w:t>
+        <w:t>：161 项离线测试（解析/归一/存储/初筛/隐私/GUI 真实窗口/CLI/打包红线断言/版本与复核锚/EOL 守门等），分批可跑；CI 四矩阵（ubuntu/windows × py3.12/3.13）全绿。</w:t>
       </w:r>
     </w:p>
     <w:p>
@@ -1114,6 +1114,40 @@
           <w:b w:val="0"/>
         </w:rPr>
         <w:t>：PyInstaller onedir + zip（含 PySide6 与 PDF 解析链，zip 约 76MB），无 Python 环境冒烟通道（导入→检索→初筛→清除全流程自检并出报告文件）。</w:t>
+      </w:r>
+    </w:p>
+    <w:p>
+      <w:pPr>
+        <w:pStyle w:val="ListBullet"/>
+      </w:pPr>
+      <w:r>
+        <w:rPr>
+          <w:b/>
+        </w:rPr>
+        <w:t>可复现性守门</w:t>
+      </w:r>
+      <w:r>
+        <w:rPr>
+          <w:b w:val="0"/>
+        </w:rPr>
+        <w:t>：EOL 门按 git ls-files --eol 的三层（索引/工作树/属性）分开判，豁免 .gitattributes 标了 -text 的设计性 CRLF 路径。</w:t>
+      </w:r>
+    </w:p>
+    <w:p>
+      <w:pPr>
+        <w:pStyle w:val="ListBullet"/>
+      </w:pPr>
+      <w:r>
+        <w:rPr>
+          <w:b/>
+        </w:rPr>
+        <w:t>依赖基线</w:t>
+      </w:r>
+      <w:r>
+        <w:rPr>
+          <w:b w:val="0"/>
+        </w:rPr>
+        <w:t>：Python ≥ 3.12；生成链路用 reportlab（主版本影响 PDF 字节，不影响真值与 docx/txt）；GUI 用 PySide6 6.12。</w:t>
       </w:r>
     </w:p>
     <w:p>
